--- a/tests/Kookerella.FsWordDsl.Tests/Examples/HeaderFooterFirstPageDifferent/output.docx
+++ b/tests/Kookerella.FsWordDsl.Tests/Examples/HeaderFooterFirstPageDifferent/output.docx
@@ -14,8 +14,8 @@
       </w:r>
     </w:p>
     <w:sectPr>
-      <w:headerReference xmlns:r="http://schemas.openxmlformats.org/officeDocument/2006/relationships" w:type="first" r:id="R08c515e4b97f4c42"/>
-      <w:headerReference xmlns:r="http://schemas.openxmlformats.org/officeDocument/2006/relationships" w:type="default" r:id="R8ddcef2822744c87"/>
+      <w:headerReference xmlns:r="http://schemas.openxmlformats.org/officeDocument/2006/relationships" w:type="first" r:id="R2a7560c47c6a4ad7"/>
+      <w:headerReference xmlns:r="http://schemas.openxmlformats.org/officeDocument/2006/relationships" w:type="default" r:id="R936d81340e3c4926"/>
       <w:pgSz w:w="12240" w:h="15840"/>
       <w:pgMar w:top="1440" w:right="1440" w:bottom="1440" w:left="1440" w:header="720" w:footer="720" w:gutter="0"/>
       <w:titlePg/>
@@ -122,5 +122,33 @@
       <w:u w:val="single"/>
     </w:rPr>
   </w:style>
+  <w:style w:type="character" w:styleId="FootnoteReference">
+    <w:name w:val="footnote reference"/>
+    <w:rPr>
+      <w:vertAlign w:val="superscript"/>
+    </w:rPr>
+  </w:style>
+  <w:style w:type="character" w:styleId="EndnoteReference">
+    <w:name w:val="endnote reference"/>
+    <w:rPr>
+      <w:vertAlign w:val="superscript"/>
+    </w:rPr>
+  </w:style>
+  <w:style w:type="paragraph" w:styleId="FootnoteText">
+    <w:name w:val="footnote text"/>
+    <w:basedOn w:val="Normal"/>
+    <w:rPr>
+      <w:sz w:val="20"/>
+      <w:szCs w:val="20"/>
+    </w:rPr>
+  </w:style>
+  <w:style w:type="paragraph" w:styleId="EndnoteText">
+    <w:name w:val="endnote text"/>
+    <w:basedOn w:val="Normal"/>
+    <w:rPr>
+      <w:sz w:val="20"/>
+      <w:szCs w:val="20"/>
+    </w:rPr>
+  </w:style>
 </w:styles>
 </file>
--- a/tests/Kookerella.FsWordDsl.Tests/Examples/HeaderFooterFirstPageDifferent/output.docx
+++ b/tests/Kookerella.FsWordDsl.Tests/Examples/HeaderFooterFirstPageDifferent/output.docx
@@ -14,8 +14,8 @@
       </w:r>
     </w:p>
     <w:sectPr>
-      <w:headerReference xmlns:r="http://schemas.openxmlformats.org/officeDocument/2006/relationships" w:type="first" r:id="R2a7560c47c6a4ad7"/>
-      <w:headerReference xmlns:r="http://schemas.openxmlformats.org/officeDocument/2006/relationships" w:type="default" r:id="R936d81340e3c4926"/>
+      <w:headerReference xmlns:r="http://schemas.openxmlformats.org/officeDocument/2006/relationships" w:type="first" r:id="R64a4baec73a94dca"/>
+      <w:headerReference xmlns:r="http://schemas.openxmlformats.org/officeDocument/2006/relationships" w:type="default" r:id="R6ff7b1847b5e4151"/>
       <w:pgSz w:w="12240" w:h="15840"/>
       <w:pgMar w:top="1440" w:right="1440" w:bottom="1440" w:left="1440" w:header="720" w:footer="720" w:gutter="0"/>
       <w:titlePg/>

--- a/tests/Kookerella.FsWordDsl.Tests/Examples/HeaderFooterFirstPageDifferent/output.docx
+++ b/tests/Kookerella.FsWordDsl.Tests/Examples/HeaderFooterFirstPageDifferent/output.docx
@@ -14,8 +14,8 @@
       </w:r>
     </w:p>
     <w:sectPr>
-      <w:headerReference xmlns:r="http://schemas.openxmlformats.org/officeDocument/2006/relationships" w:type="first" r:id="R64a4baec73a94dca"/>
-      <w:headerReference xmlns:r="http://schemas.openxmlformats.org/officeDocument/2006/relationships" w:type="default" r:id="R6ff7b1847b5e4151"/>
+      <w:headerReference xmlns:r="http://schemas.openxmlformats.org/officeDocument/2006/relationships" w:type="first" r:id="R2f3b16f0f275413e"/>
+      <w:headerReference xmlns:r="http://schemas.openxmlformats.org/officeDocument/2006/relationships" w:type="default" r:id="R60370174537249b0"/>
       <w:pgSz w:w="12240" w:h="15840"/>
       <w:pgMar w:top="1440" w:right="1440" w:bottom="1440" w:left="1440" w:header="720" w:footer="720" w:gutter="0"/>
       <w:titlePg/>

--- a/tests/Kookerella.FsWordDsl.Tests/Examples/HeaderFooterFirstPageDifferent/output.docx
+++ b/tests/Kookerella.FsWordDsl.Tests/Examples/HeaderFooterFirstPageDifferent/output.docx
@@ -14,8 +14,8 @@
       </w:r>
     </w:p>
     <w:sectPr>
-      <w:headerReference xmlns:r="http://schemas.openxmlformats.org/officeDocument/2006/relationships" w:type="first" r:id="R2f3b16f0f275413e"/>
-      <w:headerReference xmlns:r="http://schemas.openxmlformats.org/officeDocument/2006/relationships" w:type="default" r:id="R60370174537249b0"/>
+      <w:headerReference xmlns:r="http://schemas.openxmlformats.org/officeDocument/2006/relationships" w:type="first" r:id="Rdd2989bdb3954f76"/>
+      <w:headerReference xmlns:r="http://schemas.openxmlformats.org/officeDocument/2006/relationships" w:type="default" r:id="R90b103f62513498e"/>
       <w:pgSz w:w="12240" w:h="15840"/>
       <w:pgMar w:top="1440" w:right="1440" w:bottom="1440" w:left="1440" w:header="720" w:footer="720" w:gutter="0"/>
       <w:titlePg/>

--- a/tests/Kookerella.FsWordDsl.Tests/Examples/HeaderFooterFirstPageDifferent/output.docx
+++ b/tests/Kookerella.FsWordDsl.Tests/Examples/HeaderFooterFirstPageDifferent/output.docx
@@ -14,8 +14,8 @@
       </w:r>
     </w:p>
     <w:sectPr>
-      <w:headerReference xmlns:r="http://schemas.openxmlformats.org/officeDocument/2006/relationships" w:type="first" r:id="Rdd2989bdb3954f76"/>
-      <w:headerReference xmlns:r="http://schemas.openxmlformats.org/officeDocument/2006/relationships" w:type="default" r:id="R90b103f62513498e"/>
+      <w:headerReference xmlns:r="http://schemas.openxmlformats.org/officeDocument/2006/relationships" w:type="first" r:id="R59fcd39ecbed4258"/>
+      <w:headerReference xmlns:r="http://schemas.openxmlformats.org/officeDocument/2006/relationships" w:type="default" r:id="R08d07c1d105e45a3"/>
       <w:pgSz w:w="12240" w:h="15840"/>
       <w:pgMar w:top="1440" w:right="1440" w:bottom="1440" w:left="1440" w:header="720" w:footer="720" w:gutter="0"/>
       <w:titlePg/>

--- a/tests/Kookerella.FsWordDsl.Tests/Examples/HeaderFooterFirstPageDifferent/output.docx
+++ b/tests/Kookerella.FsWordDsl.Tests/Examples/HeaderFooterFirstPageDifferent/output.docx
@@ -14,8 +14,8 @@
       </w:r>
     </w:p>
     <w:sectPr>
-      <w:headerReference xmlns:r="http://schemas.openxmlformats.org/officeDocument/2006/relationships" w:type="first" r:id="R59fcd39ecbed4258"/>
-      <w:headerReference xmlns:r="http://schemas.openxmlformats.org/officeDocument/2006/relationships" w:type="default" r:id="R08d07c1d105e45a3"/>
+      <w:headerReference xmlns:r="http://schemas.openxmlformats.org/officeDocument/2006/relationships" w:type="first" r:id="R2bffd275f9c24c3a"/>
+      <w:headerReference xmlns:r="http://schemas.openxmlformats.org/officeDocument/2006/relationships" w:type="default" r:id="Re80a698c0df74632"/>
       <w:pgSz w:w="12240" w:h="15840"/>
       <w:pgMar w:top="1440" w:right="1440" w:bottom="1440" w:left="1440" w:header="720" w:footer="720" w:gutter="0"/>
       <w:titlePg/>

--- a/tests/Kookerella.FsWordDsl.Tests/Examples/HeaderFooterFirstPageDifferent/output.docx
+++ b/tests/Kookerella.FsWordDsl.Tests/Examples/HeaderFooterFirstPageDifferent/output.docx
@@ -14,8 +14,8 @@
       </w:r>
     </w:p>
     <w:sectPr>
-      <w:headerReference xmlns:r="http://schemas.openxmlformats.org/officeDocument/2006/relationships" w:type="first" r:id="R2bffd275f9c24c3a"/>
-      <w:headerReference xmlns:r="http://schemas.openxmlformats.org/officeDocument/2006/relationships" w:type="default" r:id="Re80a698c0df74632"/>
+      <w:headerReference xmlns:r="http://schemas.openxmlformats.org/officeDocument/2006/relationships" w:type="first" r:id="R78e0514278e24303"/>
+      <w:headerReference xmlns:r="http://schemas.openxmlformats.org/officeDocument/2006/relationships" w:type="default" r:id="R8cef42e39ff04217"/>
       <w:pgSz w:w="12240" w:h="15840"/>
       <w:pgMar w:top="1440" w:right="1440" w:bottom="1440" w:left="1440" w:header="720" w:footer="720" w:gutter="0"/>
       <w:titlePg/>

--- a/tests/Kookerella.FsWordDsl.Tests/Examples/HeaderFooterFirstPageDifferent/output.docx
+++ b/tests/Kookerella.FsWordDsl.Tests/Examples/HeaderFooterFirstPageDifferent/output.docx
@@ -14,8 +14,8 @@
       </w:r>
     </w:p>
     <w:sectPr>
-      <w:headerReference xmlns:r="http://schemas.openxmlformats.org/officeDocument/2006/relationships" w:type="first" r:id="R78e0514278e24303"/>
-      <w:headerReference xmlns:r="http://schemas.openxmlformats.org/officeDocument/2006/relationships" w:type="default" r:id="R8cef42e39ff04217"/>
+      <w:headerReference xmlns:r="http://schemas.openxmlformats.org/officeDocument/2006/relationships" w:type="first" r:id="R95821e836ab84690"/>
+      <w:headerReference xmlns:r="http://schemas.openxmlformats.org/officeDocument/2006/relationships" w:type="default" r:id="R7528feef1935495b"/>
       <w:pgSz w:w="12240" w:h="15840"/>
       <w:pgMar w:top="1440" w:right="1440" w:bottom="1440" w:left="1440" w:header="720" w:footer="720" w:gutter="0"/>
       <w:titlePg/>

--- a/tests/Kookerella.FsWordDsl.Tests/Examples/HeaderFooterFirstPageDifferent/output.docx
+++ b/tests/Kookerella.FsWordDsl.Tests/Examples/HeaderFooterFirstPageDifferent/output.docx
@@ -14,8 +14,8 @@
       </w:r>
     </w:p>
     <w:sectPr>
-      <w:headerReference xmlns:r="http://schemas.openxmlformats.org/officeDocument/2006/relationships" w:type="first" r:id="R95821e836ab84690"/>
-      <w:headerReference xmlns:r="http://schemas.openxmlformats.org/officeDocument/2006/relationships" w:type="default" r:id="R7528feef1935495b"/>
+      <w:headerReference xmlns:r="http://schemas.openxmlformats.org/officeDocument/2006/relationships" w:type="first" r:id="Rd60ae624cd854bb3"/>
+      <w:headerReference xmlns:r="http://schemas.openxmlformats.org/officeDocument/2006/relationships" w:type="default" r:id="R3d0e2f0a35764792"/>
       <w:pgSz w:w="12240" w:h="15840"/>
       <w:pgMar w:top="1440" w:right="1440" w:bottom="1440" w:left="1440" w:header="720" w:footer="720" w:gutter="0"/>
       <w:titlePg/>

--- a/tests/Kookerella.FsWordDsl.Tests/Examples/HeaderFooterFirstPageDifferent/output.docx
+++ b/tests/Kookerella.FsWordDsl.Tests/Examples/HeaderFooterFirstPageDifferent/output.docx
@@ -14,8 +14,8 @@
       </w:r>
     </w:p>
     <w:sectPr>
-      <w:headerReference xmlns:r="http://schemas.openxmlformats.org/officeDocument/2006/relationships" w:type="first" r:id="Rd60ae624cd854bb3"/>
-      <w:headerReference xmlns:r="http://schemas.openxmlformats.org/officeDocument/2006/relationships" w:type="default" r:id="R3d0e2f0a35764792"/>
+      <w:headerReference xmlns:r="http://schemas.openxmlformats.org/officeDocument/2006/relationships" w:type="first" r:id="R2f6b5a391e1b4139"/>
+      <w:headerReference xmlns:r="http://schemas.openxmlformats.org/officeDocument/2006/relationships" w:type="default" r:id="R15b20f8afb724a7e"/>
       <w:pgSz w:w="12240" w:h="15840"/>
       <w:pgMar w:top="1440" w:right="1440" w:bottom="1440" w:left="1440" w:header="720" w:footer="720" w:gutter="0"/>
       <w:titlePg/>

--- a/tests/Kookerella.FsWordDsl.Tests/Examples/HeaderFooterFirstPageDifferent/output.docx
+++ b/tests/Kookerella.FsWordDsl.Tests/Examples/HeaderFooterFirstPageDifferent/output.docx
@@ -14,8 +14,8 @@
       </w:r>
     </w:p>
     <w:sectPr>
-      <w:headerReference xmlns:r="http://schemas.openxmlformats.org/officeDocument/2006/relationships" w:type="first" r:id="R2f6b5a391e1b4139"/>
-      <w:headerReference xmlns:r="http://schemas.openxmlformats.org/officeDocument/2006/relationships" w:type="default" r:id="R15b20f8afb724a7e"/>
+      <w:headerReference xmlns:r="http://schemas.openxmlformats.org/officeDocument/2006/relationships" w:type="first" r:id="Ra11d6193c73848e8"/>
+      <w:headerReference xmlns:r="http://schemas.openxmlformats.org/officeDocument/2006/relationships" w:type="default" r:id="Rb2359832363a4398"/>
       <w:pgSz w:w="12240" w:h="15840"/>
       <w:pgMar w:top="1440" w:right="1440" w:bottom="1440" w:left="1440" w:header="720" w:footer="720" w:gutter="0"/>
       <w:titlePg/>
